--- a/klagomål/A 87-2022 FSC-klagomål.docx
+++ b/klagomål/A 87-2022 FSC-klagomål.docx
@@ -787,7 +787,7 @@
     <w:r>
       <w:tab/>
       <w:tab/>
-      <w:t>2026-06-18</w:t>
+      <w:t>2026-06-19</w:t>
       <w:br/>
       <w:br/>
     </w:r>

--- a/klagomål/A 87-2022 FSC-klagomål.docx
+++ b/klagomål/A 87-2022 FSC-klagomål.docx
@@ -787,7 +787,7 @@
     <w:r>
       <w:tab/>
       <w:tab/>
-      <w:t>2026-06-19</w:t>
+      <w:t>2026-06-20</w:t>
       <w:br/>
       <w:br/>
     </w:r>

--- a/klagomål/A 87-2022 FSC-klagomål.docx
+++ b/klagomål/A 87-2022 FSC-klagomål.docx
@@ -168,38 +168,7 @@
     </w:p>
     <w:p>
       <w:r>
-        <w:t>Detta dokument behandlar höga naturvärden i avverkningsanmälan A 87-2022 i Säffle kommun som inkom 2022-01-03 och omfattar 7,3 ha.</w:t>
-      </w:r>
-    </w:p>
-    <w:p>
-      <w:r>
-        <w:t>Nedan presenteras fynd av naturvårdsarter som gjorts i det avverkningsanmälda området, samt relevanta utdrag ur standarderna för FSC, Chain of Custody, Controlled Wood och PEFC.</w:t>
-      </w:r>
-    </w:p>
-    <w:p>
-      <w:r>
-        <w:t>Vi förväntar oss att ni återkommer med ett skriftligt svar på vårt klagomål och även beskriver vilka korrigerande åtgärder ni satt in för att rätta till identifierade brister i er efterlevnad av den svenska FSC standarden.</w:t>
-      </w:r>
-    </w:p>
-    <w:p>
-      <w:pPr>
-        <w:pStyle w:val="Heading1"/>
-      </w:pPr>
-      <w:r>
-        <w:t>Naturvårdsarter</w:t>
-      </w:r>
-    </w:p>
-    <w:p>
-      <w:r>
-        <w:t>I avverkningsanmälan har följande 3 naturvårdsarter hittats: garnlav (VU, T), bårdlav (S, T) och stuplav (S, T). Av dessa är 1 rödlistade. För rödlistade arter har rödlistekategorin angivits inom parentes. Arter som är signalarter enligt Skogsstyrelsen har markerats med (S). Typiska arter inom Natura 2000 som är kopplade till skogsekosystem har markerats med (T).</w:t>
-      </w:r>
-    </w:p>
-    <w:p>
-      <w:r>
-        <w:t>De påträffade naturvårdsarterna är ett tydligt kvitto på att det rör sig om en skog med höga naturvärden.</w:t>
-      </w:r>
-      <w:r>
-        <w:t xml:space="preserve"> I Figur 1 visas fyndplatser för naturvårdsarter i området, som finns registrerade på Artportalen.</w:t>
+        <w:t>Detta klagomål behandlar höga naturvärden i avverkningsanmälan A 87-2022 i Säffle kommun som inkom 2022-01-03 och omfattar 7,3 ha.</w:t>
       </w:r>
     </w:p>
     <w:p>
@@ -247,7 +216,64 @@
         <w:spacing w:after="240"/>
       </w:pPr>
       <w:r>
-        <w:t>Figur 1. Fyndplatser för naturvårdsarter i avverkningsanmälan (röd linje). Markörer utan svart kant är placerade på fyndplatsen. Markörer med svart kant är placerade vid sidan av fyndplatsen och har ett svart streck som visar fyndplatsens exakta position. Kartans mittpunktskoordinat är N 6574652, E 357659 i SWEREF 99 TM.</w:t>
+        <w:t>Figur 1. Fyndplatser för naturvårdsarter i avverkningsanmälan. Markörer utan svart kant är placerade på fyndplatsen. Markörer med svart kant är placerade vid sidan av fyndplatsen har ett svart streck som visar fyndplatsens exakta position. Kartans mittpunktskoordinat är N 6574652, E 357659 i SWEREF 99 TM.</w:t>
+      </w:r>
+    </w:p>
+    <w:p>
+      <w:r>
+        <w:t>I avverkningsanmälan finns fynd av 3 naturvårdsarter, varav 1 är rödlistad, 3 är typiska (T) och 2 är signalarter (S): garnlav (VU, T), bårdlav (S, T) och stuplav (S, T). Se Figur 1.</w:t>
+      </w:r>
+    </w:p>
+    <w:p>
+      <w:r>
+        <w:t>Nedan presenteras relevanta utdrag ur standarderna för FSC, Chain of Custody, Controlled Wood och PEFC.</w:t>
+      </w:r>
+    </w:p>
+    <w:p>
+      <w:r>
+        <w:t>Vi förväntar oss att ni återkommer med ett skriftligt svar på vårt klagomål och även beskriver vilka korrigerande åtgärder ni satt in för att rätta till identifierade brister i er efterlevnad av den svenska FSC standarden.</w:t>
+      </w:r>
+    </w:p>
+    <w:p>
+      <w:pPr>
+        <w:pStyle w:val="Heading1"/>
+      </w:pPr>
+      <w:r>
+        <w:t>Naturvårdsarter och fridlysta arter</w:t>
+      </w:r>
+    </w:p>
+    <w:p>
+      <w:r>
+        <w:t>Nedan följer beskrivningar av de naturvårdsarter och fridlysta arter som har sina livsmiljöer och växtplatser i den avverkningsanmälda skogen. De påträffade naturvårdsarterna är ett tydligt kvitto på att det rör sig om en skog med höga naturvärden.</w:t>
+      </w:r>
+    </w:p>
+    <w:p>
+      <w:r>
+        <w:rPr>
+          <w:b/>
+        </w:rPr>
+        <w:t>Garnlav (VU)</w:t>
+      </w:r>
+      <w:r>
+        <w:t xml:space="preserve"> är en utpräglad barrskogsart som ibland kan drapera träden i norrländska grannaturskogar med hög luftfuktighet. Den förekommer även i talldominerade bestånd där den, förutom i trädens grenverk, påträffas hängande över ojämnheter i tallbarken. Arten har minskat starkt i södra och mellersta Sverige och den minskar även i sitt nordliga utbredningsområde. Minskningstakten uppgår till 30 (20–50) % inom 50 år och överstiger gränsvärdet för Sårbar (VU). Orsaken till tillbakagången beror främst på slutavverkningar av naturskogsartade skogar. Bestånd med riklig förekomst bör regelmässigt sparas, vilket även gynnar flera andra sällsynta och rödlistade arter. Garnlav är värdväxt för den mycket sällsynta och akut hotade fjärilen barrskogslavfly (CR) som hör hemma i boreala barrskogar med riklig förekomst av värdväxten. Tidigare kunde arten konstateras årligen på flera platser vid Dala-Floda i Dalarna innan lokalerna kalavverkades. Senaste fyndet i landet av barrskogslavfly är från år 2000 då den påträffades vid Högberget i Sollefteå kommun. Garnlav är typisk art för </w:t>
+      </w:r>
+      <w:r>
+        <w:rPr>
+          <w:i/>
+        </w:rPr>
+        <w:t xml:space="preserve">9010 Taiga </w:t>
+      </w:r>
+      <w:r>
+        <w:t>och</w:t>
+      </w:r>
+      <w:r>
+        <w:rPr>
+          <w:i/>
+        </w:rPr>
+        <w:t xml:space="preserve"> 9070 Trädklädd betesmark</w:t>
+      </w:r>
+      <w:r>
+        <w:t xml:space="preserve"> (SLU Artdatabanken, 2026).</w:t>
       </w:r>
     </w:p>
     <w:p>
@@ -295,35 +321,6 @@
       </w:r>
       <w:r>
         <w:t xml:space="preserve"> (SLU Artdatabanken, 2026; Nitare &amp; Skogsstyrelsen, 2019).</w:t>
-      </w:r>
-    </w:p>
-    <w:p>
-      <w:r>
-        <w:rPr>
-          <w:b/>
-        </w:rPr>
-        <w:t>Garnlav (VU)</w:t>
-      </w:r>
-      <w:r>
-        <w:t xml:space="preserve"> är en utpräglad barrskogsart som ibland kan drapera träden i norrländska grannaturskogar med hög luftfuktighet. Den förekommer även i talldominerade bestånd där den, förutom i trädens grenverk, påträffas hängande över ojämnheter i tallbarken. Arten har minskat starkt i södra och mellersta Sverige och den minskar även i sitt nordliga utbredningsområde. Minskningstakten uppgår till 30 (20–50) % inom 50 år och överstiger gränsvärdet för Sårbar (VU). Orsaken till tillbakagången beror främst på slutavverkningar av naturskogsartade skogar. Bestånd med riklig förekomst bör regelmässigt sparas, vilket även gynnar flera andra sällsynta och rödlistade arter. Garnlav är värdväxt för den mycket sällsynta och akut hotade fjärilen barrskogslavfly (CR) som hör hemma i boreala barrskogar med riklig förekomst av värdväxten. Tidigare kunde arten konstateras årligen på flera platser vid Dala-Floda i Dalarna innan lokalerna kalavverkades. Senaste fyndet i landet av barrskogslavfly är från år 2000 då den påträffades vid Högberget i Sollefteå kommun. Garnlav är typisk art för </w:t>
-      </w:r>
-      <w:r>
-        <w:rPr>
-          <w:i/>
-        </w:rPr>
-        <w:t xml:space="preserve">9010 Taiga </w:t>
-      </w:r>
-      <w:r>
-        <w:t>och</w:t>
-      </w:r>
-      <w:r>
-        <w:rPr>
-          <w:i/>
-        </w:rPr>
-        <w:t xml:space="preserve"> 9070 Trädklädd betesmark</w:t>
-      </w:r>
-      <w:r>
-        <w:t xml:space="preserve"> (SLU Artdatabanken, 2026).</w:t>
       </w:r>
     </w:p>
     <w:p>
@@ -787,7 +784,7 @@
     <w:r>
       <w:tab/>
       <w:tab/>
-      <w:t>2026-06-20</w:t>
+      <w:t>2026-06-21</w:t>
       <w:br/>
       <w:br/>
     </w:r>

--- a/klagomål/A 87-2022 FSC-klagomål.docx
+++ b/klagomål/A 87-2022 FSC-klagomål.docx
@@ -784,7 +784,7 @@
     <w:r>
       <w:tab/>
       <w:tab/>
-      <w:t>2026-06-21</w:t>
+      <w:t>2026-06-22</w:t>
       <w:br/>
       <w:br/>
     </w:r>

--- a/klagomål/A 87-2022 FSC-klagomål.docx
+++ b/klagomål/A 87-2022 FSC-klagomål.docx
@@ -784,7 +784,7 @@
     <w:r>
       <w:tab/>
       <w:tab/>
-      <w:t>2026-06-22</w:t>
+      <w:t>2026-06-23</w:t>
       <w:br/>
       <w:br/>
     </w:r>

--- a/klagomål/A 87-2022 FSC-klagomål.docx
+++ b/klagomål/A 87-2022 FSC-klagomål.docx
@@ -784,7 +784,7 @@
     <w:r>
       <w:tab/>
       <w:tab/>
-      <w:t>2026-06-23</w:t>
+      <w:t>2026-06-24</w:t>
       <w:br/>
       <w:br/>
     </w:r>

--- a/klagomål/A 87-2022 FSC-klagomål.docx
+++ b/klagomål/A 87-2022 FSC-klagomål.docx
@@ -784,7 +784,7 @@
     <w:r>
       <w:tab/>
       <w:tab/>
-      <w:t>2026-06-24</w:t>
+      <w:t>2026-06-25</w:t>
       <w:br/>
       <w:br/>
     </w:r>

--- a/klagomål/A 87-2022 FSC-klagomål.docx
+++ b/klagomål/A 87-2022 FSC-klagomål.docx
@@ -784,7 +784,7 @@
     <w:r>
       <w:tab/>
       <w:tab/>
-      <w:t>2026-06-25</w:t>
+      <w:t>2026-06-26</w:t>
       <w:br/>
       <w:br/>
     </w:r>

--- a/klagomål/A 87-2022 FSC-klagomål.docx
+++ b/klagomål/A 87-2022 FSC-klagomål.docx
@@ -784,7 +784,7 @@
     <w:r>
       <w:tab/>
       <w:tab/>
-      <w:t>2026-06-26</w:t>
+      <w:t>2026-06-27</w:t>
       <w:br/>
       <w:br/>
     </w:r>

--- a/klagomål/A 87-2022 FSC-klagomål.docx
+++ b/klagomål/A 87-2022 FSC-klagomål.docx
@@ -784,7 +784,7 @@
     <w:r>
       <w:tab/>
       <w:tab/>
-      <w:t>2026-06-27</w:t>
+      <w:t>2026-06-28</w:t>
       <w:br/>
       <w:br/>
     </w:r>

--- a/klagomål/A 87-2022 FSC-klagomål.docx
+++ b/klagomål/A 87-2022 FSC-klagomål.docx
@@ -784,7 +784,7 @@
     <w:r>
       <w:tab/>
       <w:tab/>
-      <w:t>2026-06-28</w:t>
+      <w:t>2026-06-29</w:t>
       <w:br/>
       <w:br/>
     </w:r>

--- a/klagomål/A 87-2022 FSC-klagomål.docx
+++ b/klagomål/A 87-2022 FSC-klagomål.docx
@@ -784,7 +784,7 @@
     <w:r>
       <w:tab/>
       <w:tab/>
-      <w:t>2026-06-29</w:t>
+      <w:t>2026-06-30</w:t>
       <w:br/>
       <w:br/>
     </w:r>

--- a/klagomål/A 87-2022 FSC-klagomål.docx
+++ b/klagomål/A 87-2022 FSC-klagomål.docx
@@ -784,7 +784,7 @@
     <w:r>
       <w:tab/>
       <w:tab/>
-      <w:t>2026-06-30</w:t>
+      <w:t>2026-07-01</w:t>
       <w:br/>
       <w:br/>
     </w:r>

--- a/klagomål/A 87-2022 FSC-klagomål.docx
+++ b/klagomål/A 87-2022 FSC-klagomål.docx
@@ -784,7 +784,7 @@
     <w:r>
       <w:tab/>
       <w:tab/>
-      <w:t>2026-07-01</w:t>
+      <w:t>2026-07-02</w:t>
       <w:br/>
       <w:br/>
     </w:r>

--- a/klagomål/A 87-2022 FSC-klagomål.docx
+++ b/klagomål/A 87-2022 FSC-klagomål.docx
@@ -784,7 +784,7 @@
     <w:r>
       <w:tab/>
       <w:tab/>
-      <w:t>2026-07-13</w:t>
+      <w:t>2026-07-14</w:t>
       <w:br/>
       <w:br/>
     </w:r>

--- a/klagomål/A 87-2022 FSC-klagomål.docx
+++ b/klagomål/A 87-2022 FSC-klagomål.docx
@@ -784,7 +784,7 @@
     <w:r>
       <w:tab/>
       <w:tab/>
-      <w:t>2026-07-14</w:t>
+      <w:t>2026-07-15</w:t>
       <w:br/>
       <w:br/>
     </w:r>

--- a/klagomål/A 87-2022 FSC-klagomål.docx
+++ b/klagomål/A 87-2022 FSC-klagomål.docx
@@ -784,7 +784,7 @@
     <w:r>
       <w:tab/>
       <w:tab/>
-      <w:t>2026-07-15</w:t>
+      <w:t>2026-07-16</w:t>
       <w:br/>
       <w:br/>
     </w:r>

--- a/klagomål/A 87-2022 FSC-klagomål.docx
+++ b/klagomål/A 87-2022 FSC-klagomål.docx
@@ -784,7 +784,7 @@
     <w:r>
       <w:tab/>
       <w:tab/>
-      <w:t>2026-07-16</w:t>
+      <w:t>2026-07-17</w:t>
       <w:br/>
       <w:br/>
     </w:r>

--- a/klagomål/A 87-2022 FSC-klagomål.docx
+++ b/klagomål/A 87-2022 FSC-klagomål.docx
@@ -784,7 +784,7 @@
     <w:r>
       <w:tab/>
       <w:tab/>
-      <w:t>2026-07-17</w:t>
+      <w:t>2026-07-18</w:t>
       <w:br/>
       <w:br/>
     </w:r>

--- a/klagomål/A 87-2022 FSC-klagomål.docx
+++ b/klagomål/A 87-2022 FSC-klagomål.docx
@@ -784,7 +784,7 @@
     <w:r>
       <w:tab/>
       <w:tab/>
-      <w:t>2026-07-18</w:t>
+      <w:t>2026-07-19</w:t>
       <w:br/>
       <w:br/>
     </w:r>

--- a/klagomål/A 87-2022 FSC-klagomål.docx
+++ b/klagomål/A 87-2022 FSC-klagomål.docx
@@ -784,7 +784,7 @@
     <w:r>
       <w:tab/>
       <w:tab/>
-      <w:t>2026-07-19</w:t>
+      <w:t>2026-07-20</w:t>
       <w:br/>
       <w:br/>
     </w:r>

--- a/klagomål/A 87-2022 FSC-klagomål.docx
+++ b/klagomål/A 87-2022 FSC-klagomål.docx
@@ -784,7 +784,7 @@
     <w:r>
       <w:tab/>
       <w:tab/>
-      <w:t>2026-07-20</w:t>
+      <w:t>2026-07-21</w:t>
       <w:br/>
       <w:br/>
     </w:r>

--- a/klagomål/A 87-2022 FSC-klagomål.docx
+++ b/klagomål/A 87-2022 FSC-klagomål.docx
@@ -784,7 +784,7 @@
     <w:r>
       <w:tab/>
       <w:tab/>
-      <w:t>2026-07-21</w:t>
+      <w:t>2026-07-22</w:t>
       <w:br/>
       <w:br/>
     </w:r>

--- a/klagomål/A 87-2022 FSC-klagomål.docx
+++ b/klagomål/A 87-2022 FSC-klagomål.docx
@@ -784,7 +784,7 @@
     <w:r>
       <w:tab/>
       <w:tab/>
-      <w:t>2026-07-22</w:t>
+      <w:t>2026-07-23</w:t>
       <w:br/>
       <w:br/>
     </w:r>

--- a/klagomål/A 87-2022 FSC-klagomål.docx
+++ b/klagomål/A 87-2022 FSC-klagomål.docx
@@ -784,7 +784,7 @@
     <w:r>
       <w:tab/>
       <w:tab/>
-      <w:t>2026-07-23</w:t>
+      <w:t>2026-07-24</w:t>
       <w:br/>
       <w:br/>
     </w:r>

--- a/klagomål/A 87-2022 FSC-klagomål.docx
+++ b/klagomål/A 87-2022 FSC-klagomål.docx
@@ -784,7 +784,7 @@
     <w:r>
       <w:tab/>
       <w:tab/>
-      <w:t>2026-07-24</w:t>
+      <w:t>2026-07-25</w:t>
       <w:br/>
       <w:br/>
     </w:r>

--- a/klagomål/A 87-2022 FSC-klagomål.docx
+++ b/klagomål/A 87-2022 FSC-klagomål.docx
@@ -784,7 +784,7 @@
     <w:r>
       <w:tab/>
       <w:tab/>
-      <w:t>2026-07-25</w:t>
+      <w:t>2026-07-26</w:t>
       <w:br/>
       <w:br/>
     </w:r>

--- a/klagomål/A 87-2022 FSC-klagomål.docx
+++ b/klagomål/A 87-2022 FSC-klagomål.docx
@@ -784,7 +784,7 @@
     <w:r>
       <w:tab/>
       <w:tab/>
-      <w:t>2026-07-26</w:t>
+      <w:t>2026-07-27</w:t>
       <w:br/>
       <w:br/>
     </w:r>

--- a/klagomål/A 87-2022 FSC-klagomål.docx
+++ b/klagomål/A 87-2022 FSC-klagomål.docx
@@ -784,7 +784,7 @@
     <w:r>
       <w:tab/>
       <w:tab/>
-      <w:t>2026-07-27</w:t>
+      <w:t>2026-07-28</w:t>
       <w:br/>
       <w:br/>
     </w:r>

--- a/klagomål/A 87-2022 FSC-klagomål.docx
+++ b/klagomål/A 87-2022 FSC-klagomål.docx
@@ -784,7 +784,7 @@
     <w:r>
       <w:tab/>
       <w:tab/>
-      <w:t>2026-07-28</w:t>
+      <w:t>2026-07-29</w:t>
       <w:br/>
       <w:br/>
     </w:r>

--- a/klagomål/A 87-2022 FSC-klagomål.docx
+++ b/klagomål/A 87-2022 FSC-klagomål.docx
@@ -784,7 +784,7 @@
     <w:r>
       <w:tab/>
       <w:tab/>
-      <w:t>2026-07-29</w:t>
+      <w:t>2026-07-30</w:t>
       <w:br/>
       <w:br/>
     </w:r>

--- a/klagomål/A 87-2022 FSC-klagomål.docx
+++ b/klagomål/A 87-2022 FSC-klagomål.docx
@@ -784,7 +784,7 @@
     <w:r>
       <w:tab/>
       <w:tab/>
-      <w:t>2026-07-30</w:t>
+      <w:t>2026-07-31</w:t>
       <w:br/>
       <w:br/>
     </w:r>

--- a/klagomål/A 87-2022 FSC-klagomål.docx
+++ b/klagomål/A 87-2022 FSC-klagomål.docx
@@ -784,7 +784,7 @@
     <w:r>
       <w:tab/>
       <w:tab/>
-      <w:t>2026-07-31</w:t>
+      <w:t>2026-08-01</w:t>
       <w:br/>
       <w:br/>
     </w:r>

--- a/klagomål/A 87-2022 FSC-klagomål.docx
+++ b/klagomål/A 87-2022 FSC-klagomål.docx
@@ -784,7 +784,7 @@
     <w:r>
       <w:tab/>
       <w:tab/>
-      <w:t>2026-08-01</w:t>
+      <w:t>2026-08-02</w:t>
       <w:br/>
       <w:br/>
     </w:r>

--- a/klagomål/A 87-2022 FSC-klagomål.docx
+++ b/klagomål/A 87-2022 FSC-klagomål.docx
@@ -784,7 +784,7 @@
     <w:r>
       <w:tab/>
       <w:tab/>
-      <w:t>2026-08-02</w:t>
+      <w:t>2026-08-03</w:t>
       <w:br/>
       <w:br/>
     </w:r>

--- a/klagomål/A 87-2022 FSC-klagomål.docx
+++ b/klagomål/A 87-2022 FSC-klagomål.docx
@@ -784,7 +784,7 @@
     <w:r>
       <w:tab/>
       <w:tab/>
-      <w:t>2026-08-03</w:t>
+      <w:t>2026-08-05</w:t>
       <w:br/>
       <w:br/>
     </w:r>

--- a/klagomål/A 87-2022 FSC-klagomål.docx
+++ b/klagomål/A 87-2022 FSC-klagomål.docx
@@ -784,7 +784,7 @@
     <w:r>
       <w:tab/>
       <w:tab/>
-      <w:t>2026-08-05</w:t>
+      <w:t>2026-08-07</w:t>
       <w:br/>
       <w:br/>
     </w:r>

--- a/klagomål/A 87-2022 FSC-klagomål.docx
+++ b/klagomål/A 87-2022 FSC-klagomål.docx
@@ -784,7 +784,7 @@
     <w:r>
       <w:tab/>
       <w:tab/>
-      <w:t>2026-08-07</w:t>
+      <w:t>2026-08-08</w:t>
       <w:br/>
       <w:br/>
     </w:r>

--- a/klagomål/A 87-2022 FSC-klagomål.docx
+++ b/klagomål/A 87-2022 FSC-klagomål.docx
@@ -216,7 +216,7 @@
         <w:spacing w:after="240"/>
       </w:pPr>
       <w:r>
-        <w:t>Figur 1. Fyndplatser för naturvårdsarter i avverkningsanmälan. Markörer utan svart kant är placerade på fyndplatsen. Markörer med svart kant är placerade vid sidan av fyndplatsen har ett svart streck som visar fyndplatsens exakta position. Kartans mittpunktskoordinat är N 6574652, E 357659 i SWEREF 99 TM.</w:t>
+        <w:t>Figur 1. Fyndplatser för naturvårdsarter i avverkningsanmälan. Markörer utan svart kant är placerade på fyndplatsen. Markörer med svart kant är placerade vid sidan av fyndplatsen och har ett svart streck som visar fyndplatsens exakta position. Kartans mittpunktskoordinat är N 6574652, E 357659 i SWEREF 99 TM.</w:t>
       </w:r>
     </w:p>
     <w:p>
@@ -784,7 +784,7 @@
     <w:r>
       <w:tab/>
       <w:tab/>
-      <w:t>2026-08-14</w:t>
+      <w:t>2026-08-15</w:t>
       <w:br/>
       <w:br/>
     </w:r>

--- a/klagomål/A 87-2022 FSC-klagomål.docx
+++ b/klagomål/A 87-2022 FSC-klagomål.docx
@@ -784,7 +784,7 @@
     <w:r>
       <w:tab/>
       <w:tab/>
-      <w:t>2026-08-15</w:t>
+      <w:t>2026-08-16</w:t>
       <w:br/>
       <w:br/>
     </w:r>

--- a/klagomål/A 87-2022 FSC-klagomål.docx
+++ b/klagomål/A 87-2022 FSC-klagomål.docx
@@ -784,7 +784,7 @@
     <w:r>
       <w:tab/>
       <w:tab/>
-      <w:t>2026-08-16</w:t>
+      <w:t>2026-08-17</w:t>
       <w:br/>
       <w:br/>
     </w:r>

--- a/klagomål/A 87-2022 FSC-klagomål.docx
+++ b/klagomål/A 87-2022 FSC-klagomål.docx
@@ -784,7 +784,7 @@
     <w:r>
       <w:tab/>
       <w:tab/>
-      <w:t>2026-08-17</w:t>
+      <w:t>2026-08-18</w:t>
       <w:br/>
       <w:br/>
     </w:r>

--- a/klagomål/A 87-2022 FSC-klagomål.docx
+++ b/klagomål/A 87-2022 FSC-klagomål.docx
@@ -784,7 +784,7 @@
     <w:r>
       <w:tab/>
       <w:tab/>
-      <w:t>2026-08-18</w:t>
+      <w:t>2026-08-19</w:t>
       <w:br/>
       <w:br/>
     </w:r>

--- a/klagomål/A 87-2022 FSC-klagomål.docx
+++ b/klagomål/A 87-2022 FSC-klagomål.docx
@@ -784,7 +784,7 @@
     <w:r>
       <w:tab/>
       <w:tab/>
-      <w:t>2026-08-19</w:t>
+      <w:t>2026-08-20</w:t>
       <w:br/>
       <w:br/>
     </w:r>

--- a/klagomål/A 87-2022 FSC-klagomål.docx
+++ b/klagomål/A 87-2022 FSC-klagomål.docx
@@ -784,7 +784,7 @@
     <w:r>
       <w:tab/>
       <w:tab/>
-      <w:t>2026-08-20</w:t>
+      <w:t>2026-08-21</w:t>
       <w:br/>
       <w:br/>
     </w:r>

--- a/klagomål/A 87-2022 FSC-klagomål.docx
+++ b/klagomål/A 87-2022 FSC-klagomål.docx
@@ -784,7 +784,7 @@
     <w:r>
       <w:tab/>
       <w:tab/>
-      <w:t>2026-08-21</w:t>
+      <w:t>2026-08-22</w:t>
       <w:br/>
       <w:br/>
     </w:r>

--- a/klagomål/A 87-2022 FSC-klagomål.docx
+++ b/klagomål/A 87-2022 FSC-klagomål.docx
@@ -784,7 +784,7 @@
     <w:r>
       <w:tab/>
       <w:tab/>
-      <w:t>2026-08-22</w:t>
+      <w:t>2026-08-23</w:t>
       <w:br/>
       <w:br/>
     </w:r>

--- a/klagomål/A 87-2022 FSC-klagomål.docx
+++ b/klagomål/A 87-2022 FSC-klagomål.docx
@@ -784,7 +784,7 @@
     <w:r>
       <w:tab/>
       <w:tab/>
-      <w:t>2026-08-23</w:t>
+      <w:t>2026-08-24</w:t>
       <w:br/>
       <w:br/>
     </w:r>

--- a/klagomål/A 87-2022 FSC-klagomål.docx
+++ b/klagomål/A 87-2022 FSC-klagomål.docx
@@ -784,7 +784,7 @@
     <w:r>
       <w:tab/>
       <w:tab/>
-      <w:t>2026-08-24</w:t>
+      <w:t>2026-08-25</w:t>
       <w:br/>
       <w:br/>
     </w:r>

--- a/klagomål/A 87-2022 FSC-klagomål.docx
+++ b/klagomål/A 87-2022 FSC-klagomål.docx
@@ -784,7 +784,7 @@
     <w:r>
       <w:tab/>
       <w:tab/>
-      <w:t>2026-08-25</w:t>
+      <w:t>2026-08-26</w:t>
       <w:br/>
       <w:br/>
     </w:r>

--- a/klagomål/A 87-2022 FSC-klagomål.docx
+++ b/klagomål/A 87-2022 FSC-klagomål.docx
@@ -784,7 +784,7 @@
     <w:r>
       <w:tab/>
       <w:tab/>
-      <w:t>2026-08-26</w:t>
+      <w:t>2026-08-27</w:t>
       <w:br/>
       <w:br/>
     </w:r>

--- a/klagomål/A 87-2022 FSC-klagomål.docx
+++ b/klagomål/A 87-2022 FSC-klagomål.docx
@@ -784,7 +784,7 @@
     <w:r>
       <w:tab/>
       <w:tab/>
-      <w:t>2026-08-27</w:t>
+      <w:t>2026-08-28</w:t>
       <w:br/>
       <w:br/>
     </w:r>

--- a/klagomål/A 87-2022 FSC-klagomål.docx
+++ b/klagomål/A 87-2022 FSC-klagomål.docx
@@ -784,7 +784,7 @@
     <w:r>
       <w:tab/>
       <w:tab/>
-      <w:t>2026-08-28</w:t>
+      <w:t>2026-08-29</w:t>
       <w:br/>
       <w:br/>
     </w:r>

--- a/klagomål/A 87-2022 FSC-klagomål.docx
+++ b/klagomål/A 87-2022 FSC-klagomål.docx
@@ -784,7 +784,7 @@
     <w:r>
       <w:tab/>
       <w:tab/>
-      <w:t>2026-08-29</w:t>
+      <w:t>2026-08-31</w:t>
       <w:br/>
       <w:br/>
     </w:r>

--- a/klagomål/A 87-2022 FSC-klagomål.docx
+++ b/klagomål/A 87-2022 FSC-klagomål.docx
@@ -784,7 +784,7 @@
     <w:r>
       <w:tab/>
       <w:tab/>
-      <w:t>2026-08-31</w:t>
+      <w:t>2026-09-01</w:t>
       <w:br/>
       <w:br/>
     </w:r>

--- a/klagomål/A 87-2022 FSC-klagomål.docx
+++ b/klagomål/A 87-2022 FSC-klagomål.docx
@@ -784,7 +784,7 @@
     <w:r>
       <w:tab/>
       <w:tab/>
-      <w:t>2026-09-01</w:t>
+      <w:t>2026-09-02</w:t>
       <w:br/>
       <w:br/>
     </w:r>

--- a/klagomål/A 87-2022 FSC-klagomål.docx
+++ b/klagomål/A 87-2022 FSC-klagomål.docx
@@ -784,7 +784,7 @@
     <w:r>
       <w:tab/>
       <w:tab/>
-      <w:t>2026-09-02</w:t>
+      <w:t>2026-09-03</w:t>
       <w:br/>
       <w:br/>
     </w:r>

--- a/klagomål/A 87-2022 FSC-klagomål.docx
+++ b/klagomål/A 87-2022 FSC-klagomål.docx
@@ -784,7 +784,7 @@
     <w:r>
       <w:tab/>
       <w:tab/>
-      <w:t>2026-09-03</w:t>
+      <w:t>2026-09-04</w:t>
       <w:br/>
       <w:br/>
     </w:r>

--- a/klagomål/A 87-2022 FSC-klagomål.docx
+++ b/klagomål/A 87-2022 FSC-klagomål.docx
@@ -784,7 +784,7 @@
     <w:r>
       <w:tab/>
       <w:tab/>
-      <w:t>2026-09-04</w:t>
+      <w:t>2026-09-05</w:t>
       <w:br/>
       <w:br/>
     </w:r>

--- a/klagomål/A 87-2022 FSC-klagomål.docx
+++ b/klagomål/A 87-2022 FSC-klagomål.docx
@@ -784,7 +784,7 @@
     <w:r>
       <w:tab/>
       <w:tab/>
-      <w:t>2026-09-05</w:t>
+      <w:t>2026-09-06</w:t>
       <w:br/>
       <w:br/>
     </w:r>

--- a/klagomål/A 87-2022 FSC-klagomål.docx
+++ b/klagomål/A 87-2022 FSC-klagomål.docx
@@ -784,7 +784,7 @@
     <w:r>
       <w:tab/>
       <w:tab/>
-      <w:t>2026-09-06</w:t>
+      <w:t>2026-09-07</w:t>
       <w:br/>
       <w:br/>
     </w:r>

--- a/klagomål/A 87-2022 FSC-klagomål.docx
+++ b/klagomål/A 87-2022 FSC-klagomål.docx
@@ -784,7 +784,7 @@
     <w:r>
       <w:tab/>
       <w:tab/>
-      <w:t>2026-09-07</w:t>
+      <w:t>2026-09-08</w:t>
       <w:br/>
       <w:br/>
     </w:r>

--- a/klagomål/A 87-2022 FSC-klagomål.docx
+++ b/klagomål/A 87-2022 FSC-klagomål.docx
@@ -784,7 +784,7 @@
     <w:r>
       <w:tab/>
       <w:tab/>
-      <w:t>2026-09-08</w:t>
+      <w:t>2026-09-09</w:t>
       <w:br/>
       <w:br/>
     </w:r>

--- a/klagomål/A 87-2022 FSC-klagomål.docx
+++ b/klagomål/A 87-2022 FSC-klagomål.docx
@@ -784,7 +784,7 @@
     <w:r>
       <w:tab/>
       <w:tab/>
-      <w:t>2026-09-09</w:t>
+      <w:t>2026-09-10</w:t>
       <w:br/>
       <w:br/>
     </w:r>

--- a/klagomål/A 87-2022 FSC-klagomål.docx
+++ b/klagomål/A 87-2022 FSC-klagomål.docx
@@ -784,7 +784,7 @@
     <w:r>
       <w:tab/>
       <w:tab/>
-      <w:t>2026-09-10</w:t>
+      <w:t>2026-09-11</w:t>
       <w:br/>
       <w:br/>
     </w:r>

--- a/klagomål/A 87-2022 FSC-klagomål.docx
+++ b/klagomål/A 87-2022 FSC-klagomål.docx
@@ -784,7 +784,7 @@
     <w:r>
       <w:tab/>
       <w:tab/>
-      <w:t>2026-09-11</w:t>
+      <w:t>2026-09-12</w:t>
       <w:br/>
       <w:br/>
     </w:r>
